--- a/backend/templates/fsic-owner-new.docx
+++ b/backend/templates/fsic-owner-new.docx
@@ -3642,7 +3642,7 @@
               <wp:anchor distT="0" distB="0" distL="114300" distR="114300" simplePos="0" relativeHeight="251676672" behindDoc="1" locked="0" layoutInCell="1" allowOverlap="1">
                 <wp:simplePos x="0" y="0"/>
                 <wp:positionH relativeFrom="column">
-                  <wp:posOffset>3057525</wp:posOffset>
+                  <wp:posOffset>2999740</wp:posOffset>
                 </wp:positionH>
                 <wp:positionV relativeFrom="paragraph">
                   <wp:posOffset>52705</wp:posOffset>
@@ -3715,22 +3715,31 @@
                           </w:p>
                           <w:p>
                             <w:pPr>
+                              <w:jc w:val="center"/>
+                              <w:rPr>
+                                <w:rFonts w:hint="default" w:ascii="Arial" w:hAnsi="Arial" w:cs="Arial"/>
+                                <w:b/>
+                              </w:rPr>
+                            </w:pPr>
+                            <w:r>
+                              <w:rPr>
+                                <w:rFonts w:hint="default" w:ascii="Arial" w:hAnsi="Arial" w:eastAsia="SimSun" w:cs="Arial"/>
+                                <w:sz w:val="24"/>
+                                <w:szCs w:val="24"/>
+                              </w:rPr>
+                              <w:t>{CHIEF_POSITION}</w:t>
+                            </w:r>
+                          </w:p>
+                          <w:p>
+                            <w:pPr>
                               <w:spacing w:beforeAutospacing="0" w:after="0" w:afterAutospacing="0" w:line="240" w:lineRule="auto"/>
                               <w:jc w:val="center"/>
                               <w:rPr>
-                                <w:rFonts w:cstheme="minorHAnsi"/>
+                                <w:rFonts w:hint="default" w:ascii="Arial" w:hAnsi="Arial" w:cs="Arial"/>
                                 <w:b/>
                                 <w:u w:val="single"/>
                               </w:rPr>
                             </w:pPr>
-                            <w:r>
-                              <w:rPr>
-                                <w:rFonts w:ascii="Arial" w:hAnsi="Arial" w:cs="Arial"/>
-                                <w:sz w:val="20"/>
-                                <w:szCs w:val="20"/>
-                              </w:rPr>
-                              <w:t>CHIEF, Fire Safety Enforcement Section</w:t>
-                            </w:r>
                           </w:p>
                         </w:txbxContent>
                       </wps:txbx>
@@ -3745,7 +3754,7 @@
           </mc:Choice>
           <mc:Fallback>
             <w:pict>
-              <v:shape id="_x0000_s1026" o:spid="_x0000_s1026" o:spt="202" type="#_x0000_t202" style="position:absolute;left:0pt;margin-left:240.75pt;margin-top:4.15pt;height:38.3pt;width:241.1pt;z-index:-251639808;mso-width-relative:page;mso-height-relative:page;" filled="f" stroked="f" coordsize="21600,21600" o:gfxdata="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">
+              <v:shape id="_x0000_s1026" o:spid="_x0000_s1026" o:spt="202" type="#_x0000_t202" style="position:absolute;left:0pt;margin-left:236.2pt;margin-top:4.15pt;height:38.3pt;width:241.1pt;z-index:-251639808;mso-width-relative:page;mso-height-relative:page;" filled="f" stroked="f" coordsize="21600,21600" o:gfxdata="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">
                 <v:fill on="f" focussize="0,0"/>
                 <v:stroke on="f" weight="0.5pt"/>
                 <v:imagedata o:title=""/>
@@ -3781,22 +3790,31 @@
                     </w:p>
                     <w:p>
                       <w:pPr>
+                        <w:jc w:val="center"/>
+                        <w:rPr>
+                          <w:rFonts w:hint="default" w:ascii="Arial" w:hAnsi="Arial" w:cs="Arial"/>
+                          <w:b/>
+                        </w:rPr>
+                      </w:pPr>
+                      <w:r>
+                        <w:rPr>
+                          <w:rFonts w:hint="default" w:ascii="Arial" w:hAnsi="Arial" w:eastAsia="SimSun" w:cs="Arial"/>
+                          <w:sz w:val="24"/>
+                          <w:szCs w:val="24"/>
+                        </w:rPr>
+                        <w:t>{CHIEF_POSITION}</w:t>
+                      </w:r>
+                    </w:p>
+                    <w:p>
+                      <w:pPr>
                         <w:spacing w:beforeAutospacing="0" w:after="0" w:afterAutospacing="0" w:line="240" w:lineRule="auto"/>
                         <w:jc w:val="center"/>
                         <w:rPr>
-                          <w:rFonts w:cstheme="minorHAnsi"/>
+                          <w:rFonts w:hint="default" w:ascii="Arial" w:hAnsi="Arial" w:cs="Arial"/>
                           <w:b/>
                           <w:u w:val="single"/>
                         </w:rPr>
                       </w:pPr>
-                      <w:r>
-                        <w:rPr>
-                          <w:rFonts w:ascii="Arial" w:hAnsi="Arial" w:cs="Arial"/>
-                          <w:sz w:val="20"/>
-                          <w:szCs w:val="20"/>
-                        </w:rPr>
-                        <w:t>CHIEF, Fire Safety Enforcement Section</w:t>
-                      </w:r>
                     </w:p>
                   </w:txbxContent>
                 </v:textbox>

--- a/backend/templates/fsic-owner-new.docx
+++ b/backend/templates/fsic-owner-new.docx
@@ -1448,7 +1448,6 @@
         </w:rPr>
         <w:t xml:space="preserve">                                     FOR BUSINESS PERMIT (</w:t>
       </w:r>
-      <w:bookmarkStart w:id="1" w:name="_GoBack"/>
       <w:r>
         <w:rPr>
           <w:rFonts w:ascii="Arial" w:hAnsi="Arial" w:cs="Arial"/>
@@ -1460,7 +1459,6 @@
         </w:rPr>
         <w:t>NEW</w:t>
       </w:r>
-      <w:bookmarkEnd w:id="1"/>
       <w:r>
         <w:rPr>
           <w:rFonts w:ascii="Arial" w:hAnsi="Arial" w:cs="Arial"/>
@@ -2333,6 +2331,8 @@
           <w:szCs w:val="10"/>
         </w:rPr>
       </w:pPr>
+      <w:bookmarkStart w:id="1" w:name="_GoBack"/>
+      <w:bookmarkEnd w:id="1"/>
       <w:r>
         <w:rPr>
           <w:rFonts w:ascii="Arial" w:hAnsi="Arial" w:cs="Arial"/>
@@ -3719,13 +3719,15 @@
                               <w:rPr>
                                 <w:rFonts w:hint="default" w:ascii="Arial" w:hAnsi="Arial" w:cs="Arial"/>
                                 <w:b/>
+                                <w:sz w:val="20"/>
+                                <w:szCs w:val="20"/>
                               </w:rPr>
                             </w:pPr>
                             <w:r>
                               <w:rPr>
                                 <w:rFonts w:hint="default" w:ascii="Arial" w:hAnsi="Arial" w:eastAsia="SimSun" w:cs="Arial"/>
-                                <w:sz w:val="24"/>
-                                <w:szCs w:val="24"/>
+                                <w:sz w:val="20"/>
+                                <w:szCs w:val="20"/>
                               </w:rPr>
                               <w:t>{CHIEF_POSITION}</w:t>
                             </w:r>
@@ -3794,13 +3796,15 @@
                         <w:rPr>
                           <w:rFonts w:hint="default" w:ascii="Arial" w:hAnsi="Arial" w:cs="Arial"/>
                           <w:b/>
+                          <w:sz w:val="20"/>
+                          <w:szCs w:val="20"/>
                         </w:rPr>
                       </w:pPr>
                       <w:r>
                         <w:rPr>
                           <w:rFonts w:hint="default" w:ascii="Arial" w:hAnsi="Arial" w:eastAsia="SimSun" w:cs="Arial"/>
-                          <w:sz w:val="24"/>
-                          <w:szCs w:val="24"/>
+                          <w:sz w:val="20"/>
+                          <w:szCs w:val="20"/>
                         </w:rPr>
                         <w:t>{CHIEF_POSITION}</w:t>
                       </w:r>

--- a/backend/templates/fsic-owner-new.docx
+++ b/backend/templates/fsic-owner-new.docx
@@ -23,7 +23,7 @@
         <mc:AlternateContent>
           <mc:Choice Requires="wps">
             <w:drawing>
-              <wp:anchor distT="0" distB="0" distL="114300" distR="114300" simplePos="0" relativeHeight="251669504" behindDoc="0" locked="0" layoutInCell="1" allowOverlap="1">
+              <wp:anchor distT="0" distB="0" distL="114300" distR="114300" simplePos="0" relativeHeight="251668480" behindDoc="0" locked="0" layoutInCell="1" allowOverlap="1">
                 <wp:simplePos x="0" y="0"/>
                 <wp:positionH relativeFrom="column">
                   <wp:posOffset>-663575</wp:posOffset>
@@ -69,7 +69,7 @@
           </mc:Choice>
           <mc:Fallback>
             <w:pict>
-              <v:rect id="Rectangle 130" o:spid="_x0000_s1026" o:spt="1" style="position:absolute;left:0pt;margin-left:-52.25pt;margin-top:1.25pt;height:789.5pt;width:553.95pt;z-index:251669504;mso-width-relative:page;mso-height-relative:page;" filled="f" stroked="t" coordsize="21600,21600" o:gfxdata="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">
+              <v:rect id="Rectangle 130" o:spid="_x0000_s1026" o:spt="1" style="position:absolute;left:0pt;margin-left:-52.25pt;margin-top:1.25pt;height:789.5pt;width:553.95pt;z-index:251668480;mso-width-relative:page;mso-height-relative:page;" filled="f" stroked="t" coordsize="21600,21600" o:gfxdata="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">
                 <v:fill on="f" focussize="0,0"/>
                 <v:stroke weight="4.5pt" color="#000000" linestyle="thickThin" miterlimit="8" joinstyle="miter"/>
                 <v:imagedata o:title=""/>
@@ -88,7 +88,7 @@
           <w:lang w:val="en-US" w:eastAsia="en-US"/>
         </w:rPr>
         <w:drawing>
-          <wp:anchor distT="0" distB="0" distL="114300" distR="114300" simplePos="0" relativeHeight="251670528" behindDoc="0" locked="0" layoutInCell="1" allowOverlap="1">
+          <wp:anchor distT="0" distB="0" distL="114300" distR="114300" simplePos="0" relativeHeight="251669504" behindDoc="0" locked="0" layoutInCell="1" allowOverlap="1">
             <wp:simplePos x="0" y="0"/>
             <wp:positionH relativeFrom="column">
               <wp:posOffset>5171440</wp:posOffset>
@@ -154,7 +154,7 @@
         <mc:AlternateContent>
           <mc:Choice Requires="wps">
             <w:drawing>
-              <wp:anchor distT="0" distB="0" distL="114300" distR="114300" simplePos="0" relativeHeight="251671552" behindDoc="1" locked="0" layoutInCell="1" allowOverlap="1">
+              <wp:anchor distT="0" distB="0" distL="114300" distR="114300" simplePos="0" relativeHeight="251670528" behindDoc="1" locked="0" layoutInCell="1" allowOverlap="1">
                 <wp:simplePos x="0" y="0"/>
                 <wp:positionH relativeFrom="column">
                   <wp:posOffset>-1313180</wp:posOffset>
@@ -197,7 +197,7 @@
           </mc:Choice>
           <mc:Fallback>
             <w:pict>
-              <v:rect id="Rectangle 6" o:spid="_x0000_s1026" o:spt="1" alt="Description: Light upward diagonal" style="position:absolute;left:0pt;margin-left:-103.4pt;margin-top:-24.45pt;height:1584pt;width:688.8pt;z-index:-251644928;mso-width-relative:page;mso-height-relative:page;" filled="f" stroked="f" coordsize="21600,21600" o:gfxdata="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">
+              <v:rect id="Rectangle 6" o:spid="_x0000_s1026" o:spt="1" alt="Description: Light upward diagonal" style="position:absolute;left:0pt;margin-left:-103.4pt;margin-top:-24.45pt;height:1584pt;width:688.8pt;z-index:-251645952;mso-width-relative:page;mso-height-relative:page;" filled="f" stroked="f" coordsize="21600,21600" o:gfxdata="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">
                 <v:fill on="f" focussize="0,0"/>
                 <v:stroke on="f"/>
                 <v:imagedata o:title=""/>
@@ -215,7 +215,7 @@
           <w:lang w:val="en-US" w:eastAsia="en-US"/>
         </w:rPr>
         <w:drawing>
-          <wp:anchor distT="0" distB="0" distL="114300" distR="114300" simplePos="0" relativeHeight="251667456" behindDoc="0" locked="0" layoutInCell="1" allowOverlap="1">
+          <wp:anchor distT="0" distB="0" distL="114300" distR="114300" simplePos="0" relativeHeight="251666432" behindDoc="0" locked="0" layoutInCell="1" allowOverlap="1">
             <wp:simplePos x="0" y="0"/>
             <wp:positionH relativeFrom="column">
               <wp:posOffset>-219075</wp:posOffset>
@@ -435,7 +435,7 @@
         <mc:AlternateContent>
           <mc:Choice Requires="wps">
             <w:drawing>
-              <wp:anchor distT="0" distB="0" distL="114300" distR="114300" simplePos="0" relativeHeight="251673600" behindDoc="0" locked="0" layoutInCell="1" allowOverlap="1">
+              <wp:anchor distT="0" distB="0" distL="114300" distR="114300" simplePos="0" relativeHeight="251672576" behindDoc="0" locked="0" layoutInCell="1" allowOverlap="1">
                 <wp:simplePos x="0" y="0"/>
                 <wp:positionH relativeFrom="column">
                   <wp:posOffset>871855</wp:posOffset>
@@ -601,7 +601,7 @@
           </mc:Choice>
           <mc:Fallback>
             <w:pict>
-              <v:shape id="_x0000_s1026" o:spid="_x0000_s1026" o:spt="202" type="#_x0000_t202" style="position:absolute;left:0pt;margin-left:68.65pt;margin-top:10.35pt;height:26.9pt;width:214.3pt;z-index:251673600;mso-width-relative:page;mso-height-relative:page;" filled="f" stroked="f" coordsize="21600,21600" o:gfxdata="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">
+              <v:shape id="_x0000_s1026" o:spid="_x0000_s1026" o:spt="202" type="#_x0000_t202" style="position:absolute;left:0pt;margin-left:68.65pt;margin-top:10.35pt;height:26.9pt;width:214.3pt;z-index:251672576;mso-width-relative:page;mso-height-relative:page;" filled="f" stroked="f" coordsize="21600,21600" o:gfxdata="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">
                 <v:fill on="f" focussize="0,0"/>
                 <v:stroke on="f" weight="0.5pt"/>
                 <v:imagedata o:title=""/>
@@ -731,7 +731,7 @@
         <mc:AlternateContent>
           <mc:Choice Requires="wps">
             <w:drawing>
-              <wp:anchor distT="0" distB="0" distL="114300" distR="114300" simplePos="0" relativeHeight="251661312" behindDoc="0" locked="0" layoutInCell="1" allowOverlap="1">
+              <wp:anchor distT="0" distB="0" distL="114300" distR="114300" simplePos="0" relativeHeight="251660288" behindDoc="0" locked="0" layoutInCell="1" allowOverlap="1">
                 <wp:simplePos x="0" y="0"/>
                 <wp:positionH relativeFrom="column">
                   <wp:posOffset>4079875</wp:posOffset>
@@ -853,7 +853,7 @@
           </mc:Choice>
           <mc:Fallback>
             <w:pict>
-              <v:shape id="_x0000_s1026" o:spid="_x0000_s1026" o:spt="202" type="#_x0000_t202" style="position:absolute;left:0pt;margin-left:321.25pt;margin-top:13.35pt;height:24.45pt;width:154.2pt;z-index:251661312;mso-width-relative:page;mso-height-relative:page;" filled="f" stroked="f" coordsize="21600,21600" o:gfxdata="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">
+              <v:shape id="_x0000_s1026" o:spid="_x0000_s1026" o:spt="202" type="#_x0000_t202" style="position:absolute;left:0pt;margin-left:321.25pt;margin-top:13.35pt;height:24.45pt;width:154.2pt;z-index:251660288;mso-width-relative:page;mso-height-relative:page;" filled="f" stroked="f" coordsize="21600,21600" o:gfxdata="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">
                 <v:fill on="f" focussize="0,0"/>
                 <v:stroke on="f" weight="0.5pt"/>
                 <v:imagedata o:title=""/>
@@ -1175,7 +1175,7 @@
         <mc:AlternateContent>
           <mc:Choice Requires="wps">
             <w:drawing>
-              <wp:anchor distT="0" distB="0" distL="114300" distR="114300" simplePos="0" relativeHeight="251662336" behindDoc="0" locked="0" layoutInCell="1" allowOverlap="1">
+              <wp:anchor distT="0" distB="0" distL="114300" distR="114300" simplePos="0" relativeHeight="251661312" behindDoc="0" locked="0" layoutInCell="1" allowOverlap="1">
                 <wp:simplePos x="0" y="0"/>
                 <wp:positionH relativeFrom="column">
                   <wp:posOffset>1240155</wp:posOffset>
@@ -1231,7 +1231,7 @@
           </mc:Choice>
           <mc:Fallback>
             <w:pict>
-              <v:rect id="Rectangle 3" o:spid="_x0000_s1026" o:spt="1" style="position:absolute;left:0pt;margin-left:97.65pt;margin-top:0.25pt;height:11.9pt;width:12.5pt;z-index:251662336;v-text-anchor:middle;mso-width-relative:page;mso-height-relative:page;" fillcolor="#FFFFFF [3201]" filled="t" stroked="t" coordsize="21600,21600" o:gfxdata="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">
+              <v:rect id="Rectangle 3" o:spid="_x0000_s1026" o:spt="1" style="position:absolute;left:0pt;margin-left:97.65pt;margin-top:0.25pt;height:11.9pt;width:12.5pt;z-index:251661312;v-text-anchor:middle;mso-width-relative:page;mso-height-relative:page;" fillcolor="#FFFFFF [3201]" filled="t" stroked="t" coordsize="21600,21600" o:gfxdata="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">
                 <v:fill on="t" focussize="0,0"/>
                 <v:stroke weight="0.25pt" color="#1F497D [3215]" joinstyle="round"/>
                 <v:imagedata o:title=""/>
@@ -1296,7 +1296,7 @@
         <mc:AlternateContent>
           <mc:Choice Requires="wps">
             <w:drawing>
-              <wp:anchor distT="0" distB="0" distL="114300" distR="114300" simplePos="0" relativeHeight="251672576" behindDoc="0" locked="0" layoutInCell="1" allowOverlap="1">
+              <wp:anchor distT="0" distB="0" distL="114300" distR="114300" simplePos="0" relativeHeight="251671552" behindDoc="0" locked="0" layoutInCell="1" allowOverlap="1">
                 <wp:simplePos x="0" y="0"/>
                 <wp:positionH relativeFrom="column">
                   <wp:posOffset>1243330</wp:posOffset>
@@ -1350,7 +1350,7 @@
           </mc:Choice>
           <mc:Fallback>
             <w:pict>
-              <v:line id="_x0000_s1026" o:spid="_x0000_s1026" o:spt="20" style="position:absolute;left:0pt;flip:y;margin-left:97.9pt;margin-top:0.8pt;height:11.85pt;width:11.9pt;z-index:251672576;mso-width-relative:page;mso-height-relative:page;" filled="f" stroked="t" coordsize="21600,21600" o:gfxdata="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">
+              <v:line id="_x0000_s1026" o:spid="_x0000_s1026" o:spt="20" style="position:absolute;left:0pt;flip:y;margin-left:97.9pt;margin-top:0.8pt;height:11.85pt;width:11.9pt;z-index:251671552;mso-width-relative:page;mso-height-relative:page;" filled="f" stroked="t" coordsize="21600,21600" o:gfxdata="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">
                 <v:fill on="f" focussize="0,0"/>
                 <v:stroke weight="2.25pt" color="#000000 [3213]" joinstyle="round"/>
                 <v:imagedata o:title=""/>
@@ -1372,7 +1372,7 @@
         <mc:AlternateContent>
           <mc:Choice Requires="wps">
             <w:drawing>
-              <wp:anchor distT="0" distB="0" distL="114300" distR="114300" simplePos="0" relativeHeight="251664384" behindDoc="0" locked="0" layoutInCell="1" allowOverlap="1">
+              <wp:anchor distT="0" distB="0" distL="114300" distR="114300" simplePos="0" relativeHeight="251663360" behindDoc="0" locked="0" layoutInCell="1" allowOverlap="1">
                 <wp:simplePos x="0" y="0"/>
                 <wp:positionH relativeFrom="column">
                   <wp:posOffset>1238250</wp:posOffset>
@@ -1428,7 +1428,7 @@
           </mc:Choice>
           <mc:Fallback>
             <w:pict>
-              <v:rect id="Rectangle 4" o:spid="_x0000_s1026" o:spt="1" style="position:absolute;left:0pt;margin-left:97.5pt;margin-top:0.9pt;height:11.85pt;width:12.5pt;z-index:251664384;v-text-anchor:middle;mso-width-relative:page;mso-height-relative:page;" fillcolor="#FFFFFF [3201]" filled="t" stroked="t" coordsize="21600,21600" o:gfxdata="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">
+              <v:rect id="Rectangle 4" o:spid="_x0000_s1026" o:spt="1" style="position:absolute;left:0pt;margin-left:97.5pt;margin-top:0.9pt;height:11.85pt;width:12.5pt;z-index:251663360;v-text-anchor:middle;mso-width-relative:page;mso-height-relative:page;" fillcolor="#FFFFFF [3201]" filled="t" stroked="t" coordsize="21600,21600" o:gfxdata="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">
                 <v:fill on="t" focussize="0,0"/>
                 <v:stroke weight="0.25pt" color="#1F497D [3215]" joinstyle="round"/>
                 <v:imagedata o:title=""/>
@@ -1526,7 +1526,7 @@
         <mc:AlternateContent>
           <mc:Choice Requires="wps">
             <w:drawing>
-              <wp:anchor distT="0" distB="0" distL="114300" distR="114300" simplePos="0" relativeHeight="251665408" behindDoc="0" locked="0" layoutInCell="1" allowOverlap="1">
+              <wp:anchor distT="0" distB="0" distL="114300" distR="114300" simplePos="0" relativeHeight="251664384" behindDoc="0" locked="0" layoutInCell="1" allowOverlap="1">
                 <wp:simplePos x="0" y="0"/>
                 <wp:positionH relativeFrom="column">
                   <wp:posOffset>1238250</wp:posOffset>
@@ -1582,7 +1582,7 @@
           </mc:Choice>
           <mc:Fallback>
             <w:pict>
-              <v:rect id="Rectangle 1" o:spid="_x0000_s1026" o:spt="1" style="position:absolute;left:0pt;margin-left:97.5pt;margin-top:0.9pt;height:11.85pt;width:12.5pt;z-index:251665408;v-text-anchor:middle;mso-width-relative:page;mso-height-relative:page;" fillcolor="#FFFFFF [3201]" filled="t" stroked="t" coordsize="21600,21600" o:gfxdata="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">
+              <v:rect id="Rectangle 1" o:spid="_x0000_s1026" o:spt="1" style="position:absolute;left:0pt;margin-left:97.5pt;margin-top:0.9pt;height:11.85pt;width:12.5pt;z-index:251664384;v-text-anchor:middle;mso-width-relative:page;mso-height-relative:page;" fillcolor="#FFFFFF [3201]" filled="t" stroked="t" coordsize="21600,21600" o:gfxdata="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">
                 <v:fill on="t" focussize="0,0"/>
                 <v:stroke weight="0.25pt" color="#1F497D [3215]" joinstyle="round"/>
                 <v:imagedata o:title=""/>
@@ -1670,6 +1670,8 @@
           <w:szCs w:val="16"/>
         </w:rPr>
       </w:pPr>
+      <w:bookmarkStart w:id="1" w:name="_GoBack"/>
+      <w:bookmarkEnd w:id="1"/>
     </w:p>
     <w:p>
       <w:pPr>
@@ -1685,136 +1687,6 @@
       <w:r>
         <w:rPr>
           <w:rFonts w:ascii="Arial" w:hAnsi="Arial" w:cs="Arial"/>
-          <w:sz w:val="24"/>
-          <w:szCs w:val="24"/>
-          <w:lang w:val="en-US" w:eastAsia="en-US"/>
-        </w:rPr>
-        <mc:AlternateContent>
-          <mc:Choice Requires="wps">
-            <w:drawing>
-              <wp:anchor distT="0" distB="0" distL="114300" distR="114300" simplePos="0" relativeHeight="251659264" behindDoc="0" locked="0" layoutInCell="1" allowOverlap="1">
-                <wp:simplePos x="0" y="0"/>
-                <wp:positionH relativeFrom="column">
-                  <wp:posOffset>-120650</wp:posOffset>
-                </wp:positionH>
-                <wp:positionV relativeFrom="paragraph">
-                  <wp:posOffset>270510</wp:posOffset>
-                </wp:positionV>
-                <wp:extent cx="6114415" cy="342900"/>
-                <wp:effectExtent l="0" t="0" r="0" b="0"/>
-                <wp:wrapNone/>
-                <wp:docPr id="10" name="Text Box 10"/>
-                <wp:cNvGraphicFramePr/>
-                <a:graphic xmlns:a="http://schemas.openxmlformats.org/drawingml/2006/main">
-                  <a:graphicData uri="http://schemas.microsoft.com/office/word/2010/wordprocessingShape">
-                    <wps:wsp>
-                      <wps:cNvSpPr txBox="1"/>
-                      <wps:spPr>
-                        <a:xfrm>
-                          <a:off x="0" y="0"/>
-                          <a:ext cx="6114553" cy="342900"/>
-                        </a:xfrm>
-                        <a:prstGeom prst="rect">
-                          <a:avLst/>
-                        </a:prstGeom>
-                        <a:noFill/>
-                        <a:ln w="6350">
-                          <a:noFill/>
-                        </a:ln>
-                        <a:effectLst/>
-                      </wps:spPr>
-                      <wps:style>
-                        <a:lnRef idx="0">
-                          <a:schemeClr val="accent1"/>
-                        </a:lnRef>
-                        <a:fillRef idx="0">
-                          <a:schemeClr val="accent1"/>
-                        </a:fillRef>
-                        <a:effectRef idx="0">
-                          <a:schemeClr val="accent1"/>
-                        </a:effectRef>
-                        <a:fontRef idx="minor">
-                          <a:schemeClr val="dk1"/>
-                        </a:fontRef>
-                      </wps:style>
-                      <wps:txbx>
-                        <w:txbxContent>
-                          <w:p>
-                            <w:pPr>
-                              <w:spacing w:after="0" w:line="240" w:lineRule="auto"/>
-                              <w:jc w:val="center"/>
-                              <w:rPr>
-                                <w:rFonts w:hint="default" w:ascii="Calibri" w:hAnsi="Calibri" w:eastAsia="Times New Roman" w:cs="Calibri"/>
-                                <w:color w:val="000000"/>
-                                <w:sz w:val="20"/>
-                                <w:szCs w:val="20"/>
-                                <w:lang w:val="en-US"/>
-                              </w:rPr>
-                            </w:pPr>
-                            <w:r>
-                              <w:rPr>
-                                <w:rFonts w:hint="default" w:ascii="Calibri" w:hAnsi="Calibri" w:eastAsia="Times New Roman" w:cs="Calibri"/>
-                                <w:color w:val="000000"/>
-                                <w:sz w:val="20"/>
-                                <w:szCs w:val="20"/>
-                                <w:lang w:val="en-US"/>
-                              </w:rPr>
-                              <w:t>{NAME_OF_ESTABLISHMENT}</w:t>
-                            </w:r>
-                          </w:p>
-                        </w:txbxContent>
-                      </wps:txbx>
-                      <wps:bodyPr rot="0" spcFirstLastPara="0" vertOverflow="overflow" horzOverflow="overflow" vert="horz" wrap="square" lIns="91440" tIns="45720" rIns="91440" bIns="45720" numCol="1" spcCol="0" rtlCol="0" fromWordArt="0" anchor="t" anchorCtr="0" forceAA="0" compatLnSpc="1">
-                        <a:noAutofit/>
-                      </wps:bodyPr>
-                    </wps:wsp>
-                  </a:graphicData>
-                </a:graphic>
-              </wp:anchor>
-            </w:drawing>
-          </mc:Choice>
-          <mc:Fallback>
-            <w:pict>
-              <v:shape id="_x0000_s1026" o:spid="_x0000_s1026" o:spt="202" type="#_x0000_t202" style="position:absolute;left:0pt;margin-left:-9.5pt;margin-top:21.3pt;height:27pt;width:481.45pt;z-index:251659264;mso-width-relative:page;mso-height-relative:page;" filled="f" stroked="f" coordsize="21600,21600" o:gfxdata="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">
-                <v:fill on="f" focussize="0,0"/>
-                <v:stroke on="f" weight="0.5pt"/>
-                <v:imagedata o:title=""/>
-                <o:lock v:ext="edit" aspectratio="f"/>
-                <v:textbox>
-                  <w:txbxContent>
-                    <w:p>
-                      <w:pPr>
-                        <w:spacing w:after="0" w:line="240" w:lineRule="auto"/>
-                        <w:jc w:val="center"/>
-                        <w:rPr>
-                          <w:rFonts w:hint="default" w:ascii="Calibri" w:hAnsi="Calibri" w:eastAsia="Times New Roman" w:cs="Calibri"/>
-                          <w:color w:val="000000"/>
-                          <w:sz w:val="20"/>
-                          <w:szCs w:val="20"/>
-                          <w:lang w:val="en-US"/>
-                        </w:rPr>
-                      </w:pPr>
-                      <w:r>
-                        <w:rPr>
-                          <w:rFonts w:hint="default" w:ascii="Calibri" w:hAnsi="Calibri" w:eastAsia="Times New Roman" w:cs="Calibri"/>
-                          <w:color w:val="000000"/>
-                          <w:sz w:val="20"/>
-                          <w:szCs w:val="20"/>
-                          <w:lang w:val="en-US"/>
-                        </w:rPr>
-                        <w:t>{NAME_OF_ESTABLISHMENT}</w:t>
-                      </w:r>
-                    </w:p>
-                  </w:txbxContent>
-                </v:textbox>
-              </v:shape>
-            </w:pict>
-          </mc:Fallback>
-        </mc:AlternateContent>
-      </w:r>
-      <w:r>
-        <w:rPr>
-          <w:rFonts w:ascii="Arial" w:hAnsi="Arial" w:cs="Arial"/>
           <w:sz w:val="20"/>
           <w:szCs w:val="20"/>
         </w:rPr>
@@ -1859,7 +1731,7 @@
         <mc:AlternateContent>
           <mc:Choice Requires="wps">
             <w:drawing>
-              <wp:anchor distT="0" distB="0" distL="114300" distR="114300" simplePos="0" relativeHeight="251660288" behindDoc="0" locked="0" layoutInCell="1" allowOverlap="1">
+              <wp:anchor distT="0" distB="0" distL="114300" distR="114300" simplePos="0" relativeHeight="251659264" behindDoc="0" locked="0" layoutInCell="1" allowOverlap="1">
                 <wp:simplePos x="0" y="0"/>
                 <wp:positionH relativeFrom="column">
                   <wp:posOffset>981075</wp:posOffset>
@@ -1942,7 +1814,7 @@
           </mc:Choice>
           <mc:Fallback>
             <w:pict>
-              <v:shape id="_x0000_s1026" o:spid="_x0000_s1026" o:spt="202" type="#_x0000_t202" style="position:absolute;left:0pt;margin-left:77.25pt;margin-top:6.45pt;height:34.1pt;width:296.25pt;z-index:251660288;mso-width-relative:page;mso-height-relative:page;" filled="f" stroked="f" coordsize="21600,21600" o:gfxdata="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">
+              <v:shape id="_x0000_s1026" o:spid="_x0000_s1026" o:spt="202" type="#_x0000_t202" style="position:absolute;left:0pt;margin-left:77.25pt;margin-top:6.45pt;height:34.1pt;width:296.25pt;z-index:251659264;mso-width-relative:page;mso-height-relative:page;" filled="f" stroked="f" coordsize="21600,21600" o:gfxdata="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">
                 <v:fill on="f" focussize="0,0"/>
                 <v:stroke on="f" weight="0.5pt"/>
                 <v:imagedata o:title=""/>
@@ -2031,7 +1903,7 @@
         <mc:AlternateContent>
           <mc:Choice Requires="wps">
             <w:drawing>
-              <wp:anchor distT="0" distB="0" distL="114300" distR="114300" simplePos="0" relativeHeight="251686912" behindDoc="0" locked="0" layoutInCell="1" allowOverlap="1">
+              <wp:anchor distT="0" distB="0" distL="114300" distR="114300" simplePos="0" relativeHeight="251685888" behindDoc="0" locked="0" layoutInCell="1" allowOverlap="1">
                 <wp:simplePos x="0" y="0"/>
                 <wp:positionH relativeFrom="column">
                   <wp:posOffset>-123825</wp:posOffset>
@@ -2154,7 +2026,7 @@
           </mc:Choice>
           <mc:Fallback>
             <w:pict>
-              <v:shape id="_x0000_s1026" o:spid="_x0000_s1026" o:spt="202" type="#_x0000_t202" style="position:absolute;left:0pt;margin-left:-9.75pt;margin-top:6.7pt;height:21.75pt;width:468.75pt;z-index:251686912;mso-width-relative:page;mso-height-relative:page;" filled="f" stroked="f" coordsize="21600,21600" o:gfxdata="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">
+              <v:shape id="_x0000_s1026" o:spid="_x0000_s1026" o:spt="202" type="#_x0000_t202" style="position:absolute;left:0pt;margin-left:-9.75pt;margin-top:6.7pt;height:21.75pt;width:468.75pt;z-index:251685888;mso-width-relative:page;mso-height-relative:page;" filled="f" stroked="f" coordsize="21600,21600" o:gfxdata="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">
                 <v:fill on="f" focussize="0,0"/>
                 <v:stroke on="f" weight="0.5pt"/>
                 <v:imagedata o:title=""/>
@@ -2331,8 +2203,6 @@
           <w:szCs w:val="10"/>
         </w:rPr>
       </w:pPr>
-      <w:bookmarkStart w:id="1" w:name="_GoBack"/>
-      <w:bookmarkEnd w:id="1"/>
       <w:r>
         <w:rPr>
           <w:rFonts w:ascii="Arial" w:hAnsi="Arial" w:cs="Arial"/>
@@ -2343,7 +2213,7 @@
         <mc:AlternateContent>
           <mc:Choice Requires="wps">
             <w:drawing>
-              <wp:anchor distT="0" distB="0" distL="114300" distR="114300" simplePos="0" relativeHeight="251663360" behindDoc="0" locked="0" layoutInCell="1" allowOverlap="1">
+              <wp:anchor distT="0" distB="0" distL="114300" distR="114300" simplePos="0" relativeHeight="251662336" behindDoc="0" locked="0" layoutInCell="1" allowOverlap="1">
                 <wp:simplePos x="0" y="0"/>
                 <wp:positionH relativeFrom="column">
                   <wp:posOffset>1586865</wp:posOffset>
@@ -2573,7 +2443,7 @@
           </mc:Choice>
           <mc:Fallback>
             <w:pict>
-              <v:shape id="_x0000_s1026" o:spid="_x0000_s1026" o:spt="202" type="#_x0000_t202" style="position:absolute;left:0pt;margin-left:124.95pt;margin-top:0.15pt;height:36pt;width:336pt;z-index:251663360;mso-width-relative:page;mso-height-relative:page;" filled="f" stroked="f" coordsize="21600,21600" o:gfxdata="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">
+              <v:shape id="_x0000_s1026" o:spid="_x0000_s1026" o:spt="202" type="#_x0000_t202" style="position:absolute;left:0pt;margin-left:124.95pt;margin-top:0.15pt;height:36pt;width:336pt;z-index:251662336;mso-width-relative:page;mso-height-relative:page;" filled="f" stroked="f" coordsize="21600,21600" o:gfxdata="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">
                 <v:fill on="f" focussize="0,0"/>
                 <v:stroke on="f" weight="0.5pt"/>
                 <v:imagedata o:title=""/>
@@ -2797,7 +2667,7 @@
         <mc:AlternateContent>
           <mc:Choice Requires="wps">
             <w:drawing>
-              <wp:anchor distT="0" distB="0" distL="114300" distR="114300" simplePos="0" relativeHeight="251687936" behindDoc="0" locked="0" layoutInCell="1" allowOverlap="1">
+              <wp:anchor distT="0" distB="0" distL="114300" distR="114300" simplePos="0" relativeHeight="251686912" behindDoc="0" locked="0" layoutInCell="1" allowOverlap="1">
                 <wp:simplePos x="0" y="0"/>
                 <wp:positionH relativeFrom="column">
                   <wp:posOffset>4399280</wp:posOffset>
@@ -2947,7 +2817,7 @@
           </mc:Choice>
           <mc:Fallback>
             <w:pict>
-              <v:shape id="_x0000_s1026" o:spid="_x0000_s1026" o:spt="202" type="#_x0000_t202" style="position:absolute;left:0pt;margin-left:346.4pt;margin-top:5.5pt;height:21.75pt;width:144pt;z-index:251687936;mso-width-relative:page;mso-height-relative:page;" filled="f" stroked="f" coordsize="21600,21600" o:gfxdata="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">
+              <v:shape id="_x0000_s1026" o:spid="_x0000_s1026" o:spt="202" type="#_x0000_t202" style="position:absolute;left:0pt;margin-left:346.4pt;margin-top:5.5pt;height:21.75pt;width:144pt;z-index:251686912;mso-width-relative:page;mso-height-relative:page;" filled="f" stroked="f" coordsize="21600,21600" o:gfxdata="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">
                 <v:fill on="f" focussize="0,0"/>
                 <v:stroke on="f" weight="0.5pt"/>
                 <v:imagedata o:title=""/>
@@ -3061,7 +2931,7 @@
         <mc:AlternateContent>
           <mc:Choice Requires="wps">
             <w:drawing>
-              <wp:anchor distT="0" distB="0" distL="114300" distR="114300" simplePos="0" relativeHeight="251674624" behindDoc="0" locked="0" layoutInCell="1" allowOverlap="1">
+              <wp:anchor distT="0" distB="0" distL="114300" distR="114300" simplePos="0" relativeHeight="251673600" behindDoc="0" locked="0" layoutInCell="1" allowOverlap="1">
                 <wp:simplePos x="0" y="0"/>
                 <wp:positionH relativeFrom="column">
                   <wp:posOffset>-219075</wp:posOffset>
@@ -3242,7 +3112,7 @@
           </mc:Choice>
           <mc:Fallback>
             <w:pict>
-              <v:shape id="_x0000_s1026" o:spid="_x0000_s1026" o:spt="202" type="#_x0000_t202" style="position:absolute;left:0pt;margin-left:-17.25pt;margin-top:6.25pt;height:45pt;width:357.75pt;z-index:251674624;mso-width-relative:page;mso-height-relative:page;" filled="f" stroked="f" coordsize="21600,21600" o:gfxdata="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">
+              <v:shape id="_x0000_s1026" o:spid="_x0000_s1026" o:spt="202" type="#_x0000_t202" style="position:absolute;left:0pt;margin-left:-17.25pt;margin-top:6.25pt;height:45pt;width:357.75pt;z-index:251673600;mso-width-relative:page;mso-height-relative:page;" filled="f" stroked="f" coordsize="21600,21600" o:gfxdata="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">
                 <v:fill on="f" focussize="0,0"/>
                 <v:stroke on="f" weight="0.5pt"/>
                 <v:imagedata o:title=""/>
@@ -3639,7 +3509,7 @@
         <mc:AlternateContent>
           <mc:Choice Requires="wps">
             <w:drawing>
-              <wp:anchor distT="0" distB="0" distL="114300" distR="114300" simplePos="0" relativeHeight="251676672" behindDoc="1" locked="0" layoutInCell="1" allowOverlap="1">
+              <wp:anchor distT="0" distB="0" distL="114300" distR="114300" simplePos="0" relativeHeight="251675648" behindDoc="1" locked="0" layoutInCell="1" allowOverlap="1">
                 <wp:simplePos x="0" y="0"/>
                 <wp:positionH relativeFrom="column">
                   <wp:posOffset>2999740</wp:posOffset>
@@ -3756,7 +3626,7 @@
           </mc:Choice>
           <mc:Fallback>
             <w:pict>
-              <v:shape id="_x0000_s1026" o:spid="_x0000_s1026" o:spt="202" type="#_x0000_t202" style="position:absolute;left:0pt;margin-left:236.2pt;margin-top:4.15pt;height:38.3pt;width:241.1pt;z-index:-251639808;mso-width-relative:page;mso-height-relative:page;" filled="f" stroked="f" coordsize="21600,21600" o:gfxdata="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">
+              <v:shape id="_x0000_s1026" o:spid="_x0000_s1026" o:spt="202" type="#_x0000_t202" style="position:absolute;left:0pt;margin-left:236.2pt;margin-top:4.15pt;height:38.3pt;width:241.1pt;z-index:-251640832;mso-width-relative:page;mso-height-relative:page;" filled="f" stroked="f" coordsize="21600,21600" o:gfxdata="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">
                 <v:fill on="f" focussize="0,0"/>
                 <v:stroke on="f" weight="0.5pt"/>
                 <v:imagedata o:title=""/>
@@ -3837,7 +3707,7 @@
         <mc:AlternateContent>
           <mc:Choice Requires="wps">
             <w:drawing>
-              <wp:anchor distT="0" distB="0" distL="114300" distR="114300" simplePos="0" relativeHeight="251680768" behindDoc="0" locked="0" layoutInCell="1" allowOverlap="1">
+              <wp:anchor distT="0" distB="0" distL="114300" distR="114300" simplePos="0" relativeHeight="251679744" behindDoc="0" locked="0" layoutInCell="1" allowOverlap="1">
                 <wp:simplePos x="0" y="0"/>
                 <wp:positionH relativeFrom="column">
                   <wp:posOffset>781050</wp:posOffset>
@@ -3886,7 +3756,7 @@
           </mc:Choice>
           <mc:Fallback>
             <w:pict>
-              <v:line id="Straight Connector 22" o:spid="_x0000_s1026" o:spt="20" style="position:absolute;left:0pt;margin-left:61.5pt;margin-top:11.65pt;height:0pt;width:103.5pt;z-index:251680768;mso-width-relative:page;mso-height-relative:page;" filled="f" stroked="t" coordsize="21600,21600" o:gfxdata="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">
+              <v:line id="Straight Connector 22" o:spid="_x0000_s1026" o:spt="20" style="position:absolute;left:0pt;margin-left:61.5pt;margin-top:11.65pt;height:0pt;width:103.5pt;z-index:251679744;mso-width-relative:page;mso-height-relative:page;" filled="f" stroked="t" coordsize="21600,21600" o:gfxdata="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">
                 <v:fill on="f" focussize="0,0"/>
                 <v:stroke color="#000000 [3200]" joinstyle="round"/>
                 <v:imagedata o:title=""/>
@@ -3999,7 +3869,7 @@
         <mc:AlternateContent>
           <mc:Choice Requires="wps">
             <w:drawing>
-              <wp:anchor distT="0" distB="0" distL="114300" distR="114300" simplePos="0" relativeHeight="251684864" behindDoc="0" locked="0" layoutInCell="1" allowOverlap="1">
+              <wp:anchor distT="0" distB="0" distL="114300" distR="114300" simplePos="0" relativeHeight="251683840" behindDoc="0" locked="0" layoutInCell="1" allowOverlap="1">
                 <wp:simplePos x="0" y="0"/>
                 <wp:positionH relativeFrom="column">
                   <wp:posOffset>3418840</wp:posOffset>
@@ -4048,7 +3918,7 @@
           </mc:Choice>
           <mc:Fallback>
             <w:pict>
-              <v:line id="Straight Connector 22" o:spid="_x0000_s1026" o:spt="20" style="position:absolute;left:0pt;flip:y;margin-left:269.2pt;margin-top:6.2pt;height:0.85pt;width:181.75pt;z-index:251684864;mso-width-relative:page;mso-height-relative:page;" filled="f" stroked="t" coordsize="21600,21600" o:gfxdata="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">
+              <v:line id="Straight Connector 22" o:spid="_x0000_s1026" o:spt="20" style="position:absolute;left:0pt;flip:y;margin-left:269.2pt;margin-top:6.2pt;height:0.85pt;width:181.75pt;z-index:251683840;mso-width-relative:page;mso-height-relative:page;" filled="f" stroked="t" coordsize="21600,21600" o:gfxdata="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">
                 <v:fill on="f" focussize="0,0"/>
                 <v:stroke color="#000000 [3200]" joinstyle="round"/>
                 <v:imagedata o:title=""/>
@@ -4068,7 +3938,7 @@
         <mc:AlternateContent>
           <mc:Choice Requires="wps">
             <w:drawing>
-              <wp:anchor distT="0" distB="0" distL="114300" distR="114300" simplePos="0" relativeHeight="251681792" behindDoc="0" locked="0" layoutInCell="1" allowOverlap="1">
+              <wp:anchor distT="0" distB="0" distL="114300" distR="114300" simplePos="0" relativeHeight="251680768" behindDoc="0" locked="0" layoutInCell="1" allowOverlap="1">
                 <wp:simplePos x="0" y="0"/>
                 <wp:positionH relativeFrom="column">
                   <wp:posOffset>781050</wp:posOffset>
@@ -4117,7 +3987,7 @@
           </mc:Choice>
           <mc:Fallback>
             <w:pict>
-              <v:line id="Straight Connector 22" o:spid="_x0000_s1026" o:spt="20" style="position:absolute;left:0pt;margin-left:61.5pt;margin-top:11.5pt;height:0pt;width:103.5pt;z-index:251681792;mso-width-relative:page;mso-height-relative:page;" filled="f" stroked="t" coordsize="21600,21600" o:gfxdata="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">
+              <v:line id="Straight Connector 22" o:spid="_x0000_s1026" o:spt="20" style="position:absolute;left:0pt;margin-left:61.5pt;margin-top:11.5pt;height:0pt;width:103.5pt;z-index:251680768;mso-width-relative:page;mso-height-relative:page;" filled="f" stroked="t" coordsize="21600,21600" o:gfxdata="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">
                 <v:fill on="f" focussize="0,0"/>
                 <v:stroke color="#000000 [3200]" joinstyle="round"/>
                 <v:imagedata o:title=""/>
@@ -4349,7 +4219,7 @@
         <mc:AlternateContent>
           <mc:Choice Requires="wps">
             <w:drawing>
-              <wp:anchor distT="0" distB="0" distL="114300" distR="114300" simplePos="0" relativeHeight="251682816" behindDoc="0" locked="0" layoutInCell="1" allowOverlap="1">
+              <wp:anchor distT="0" distB="0" distL="114300" distR="114300" simplePos="0" relativeHeight="251681792" behindDoc="0" locked="0" layoutInCell="1" allowOverlap="1">
                 <wp:simplePos x="0" y="0"/>
                 <wp:positionH relativeFrom="column">
                   <wp:posOffset>352425</wp:posOffset>
@@ -4398,7 +4268,7 @@
           </mc:Choice>
           <mc:Fallback>
             <w:pict>
-              <v:line id="Straight Connector 22" o:spid="_x0000_s1026" o:spt="20" style="position:absolute;left:0pt;margin-left:27.75pt;margin-top:0.1pt;height:0pt;width:103.5pt;z-index:251682816;mso-width-relative:page;mso-height-relative:page;" filled="f" stroked="t" coordsize="21600,21600" o:gfxdata="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">
+              <v:line id="Straight Connector 22" o:spid="_x0000_s1026" o:spt="20" style="position:absolute;left:0pt;margin-left:27.75pt;margin-top:0.1pt;height:0pt;width:103.5pt;z-index:251681792;mso-width-relative:page;mso-height-relative:page;" filled="f" stroked="t" coordsize="21600,21600" o:gfxdata="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">
                 <v:fill on="f" focussize="0,0"/>
                 <v:stroke color="#000000 [3200]" joinstyle="round"/>
                 <v:imagedata o:title=""/>
@@ -4691,7 +4561,7 @@
         <mc:AlternateContent>
           <mc:Choice Requires="wps">
             <w:drawing>
-              <wp:anchor distT="0" distB="0" distL="114300" distR="114300" simplePos="0" relativeHeight="251685888" behindDoc="1" locked="0" layoutInCell="1" allowOverlap="1">
+              <wp:anchor distT="0" distB="0" distL="114300" distR="114300" simplePos="0" relativeHeight="251684864" behindDoc="1" locked="0" layoutInCell="1" allowOverlap="1">
                 <wp:simplePos x="0" y="0"/>
                 <wp:positionH relativeFrom="column">
                   <wp:posOffset>3160395</wp:posOffset>
@@ -4799,7 +4669,7 @@
           </mc:Choice>
           <mc:Fallback>
             <w:pict>
-              <v:shape id="_x0000_s1026" o:spid="_x0000_s1026" o:spt="202" type="#_x0000_t202" style="position:absolute;left:0pt;margin-left:248.85pt;margin-top:7.5pt;height:31.65pt;width:241.1pt;z-index:-251630592;mso-width-relative:page;mso-height-relative:page;" filled="f" stroked="f" coordsize="21600,21600" o:gfxdata="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">
+              <v:shape id="_x0000_s1026" o:spid="_x0000_s1026" o:spt="202" type="#_x0000_t202" style="position:absolute;left:0pt;margin-left:248.85pt;margin-top:7.5pt;height:31.65pt;width:241.1pt;z-index:-251631616;mso-width-relative:page;mso-height-relative:page;" filled="f" stroked="f" coordsize="21600,21600" o:gfxdata="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">
                 <v:fill on="f" focussize="0,0"/>
                 <v:stroke on="f" weight="0.5pt"/>
                 <v:imagedata o:title=""/>
@@ -4871,7 +4741,7 @@
         <mc:AlternateContent>
           <mc:Choice Requires="wps">
             <w:drawing>
-              <wp:anchor distT="0" distB="0" distL="114300" distR="114300" simplePos="0" relativeHeight="251666432" behindDoc="1" locked="0" layoutInCell="1" allowOverlap="1">
+              <wp:anchor distT="0" distB="0" distL="114300" distR="114300" simplePos="0" relativeHeight="251665408" behindDoc="1" locked="0" layoutInCell="1" allowOverlap="1">
                 <wp:simplePos x="0" y="0"/>
                 <wp:positionH relativeFrom="margin">
                   <wp:posOffset>13970</wp:posOffset>
@@ -5157,7 +5027,7 @@
           </mc:Choice>
           <mc:Fallback>
             <w:pict>
-              <v:shape id="_x0000_s1026" o:spid="_x0000_s1026" o:spt="202" type="#_x0000_t202" style="position:absolute;left:0pt;margin-left:1.1pt;margin-top:10.15pt;height:21.75pt;width:186.75pt;mso-position-horizontal-relative:margin;z-index:-251650048;mso-width-relative:page;mso-height-relative:page;" filled="f" stroked="f" coordsize="21600,21600" o:gfxdata="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">
+              <v:shape id="_x0000_s1026" o:spid="_x0000_s1026" o:spt="202" type="#_x0000_t202" style="position:absolute;left:0pt;margin-left:1.1pt;margin-top:10.15pt;height:21.75pt;width:186.75pt;mso-position-horizontal-relative:margin;z-index:-251651072;mso-width-relative:page;mso-height-relative:page;" filled="f" stroked="f" coordsize="21600,21600" o:gfxdata="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">
                 <v:fill on="f" focussize="0,0"/>
                 <v:stroke on="f" weight="0.5pt"/>
                 <v:imagedata o:title=""/>
@@ -5417,15 +5287,15 @@
         <mc:AlternateContent>
           <mc:Choice Requires="wps">
             <w:drawing>
-              <wp:anchor distT="0" distB="0" distL="114300" distR="114300" simplePos="0" relativeHeight="251683840" behindDoc="0" locked="0" layoutInCell="1" allowOverlap="1">
+              <wp:anchor distT="0" distB="0" distL="114300" distR="114300" simplePos="0" relativeHeight="251682816" behindDoc="0" locked="0" layoutInCell="1" allowOverlap="1">
                 <wp:simplePos x="0" y="0"/>
                 <wp:positionH relativeFrom="column">
-                  <wp:posOffset>3794760</wp:posOffset>
+                  <wp:posOffset>3429000</wp:posOffset>
                 </wp:positionH>
                 <wp:positionV relativeFrom="paragraph">
-                  <wp:posOffset>143510</wp:posOffset>
+                  <wp:posOffset>150495</wp:posOffset>
                 </wp:positionV>
-                <wp:extent cx="1698625" cy="7620"/>
+                <wp:extent cx="2431415" cy="4445"/>
                 <wp:effectExtent l="0" t="0" r="0" b="0"/>
                 <wp:wrapNone/>
                 <wp:docPr id="7" name="Straight Connector 22"/>
@@ -5435,9 +5305,9 @@
                     <wps:wsp>
                       <wps:cNvCnPr/>
                       <wps:spPr>
-                        <a:xfrm flipV="1">
+                        <a:xfrm>
                           <a:off x="0" y="0"/>
-                          <a:ext cx="1698625" cy="7620"/>
+                          <a:ext cx="2431415" cy="4445"/>
                         </a:xfrm>
                         <a:prstGeom prst="line">
                           <a:avLst/>
@@ -5466,7 +5336,7 @@
           </mc:Choice>
           <mc:Fallback>
             <w:pict>
-              <v:line id="Straight Connector 22" o:spid="_x0000_s1026" o:spt="20" style="position:absolute;left:0pt;flip:y;margin-left:298.8pt;margin-top:11.3pt;height:0.6pt;width:133.75pt;z-index:251683840;mso-width-relative:page;mso-height-relative:page;" filled="f" stroked="t" coordsize="21600,21600" o:gfxdata="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">
+              <v:line id="Straight Connector 22" o:spid="_x0000_s1026" o:spt="20" style="position:absolute;left:0pt;margin-left:270pt;margin-top:11.85pt;height:0.35pt;width:191.45pt;z-index:251682816;mso-width-relative:page;mso-height-relative:page;" filled="f" stroked="t" coordsize="21600,21600" o:gfxdata="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">
                 <v:fill on="f" focussize="0,0"/>
                 <v:stroke color="#000000 [3200]" joinstyle="round"/>
                 <v:imagedata o:title=""/>
@@ -5486,7 +5356,7 @@
         <mc:AlternateContent>
           <mc:Choice Requires="wps">
             <w:drawing>
-              <wp:anchor distT="0" distB="0" distL="114300" distR="114300" simplePos="0" relativeHeight="251679744" behindDoc="1" locked="0" layoutInCell="1" allowOverlap="1">
+              <wp:anchor distT="0" distB="0" distL="114300" distR="114300" simplePos="0" relativeHeight="251678720" behindDoc="1" locked="0" layoutInCell="1" allowOverlap="1">
                 <wp:simplePos x="0" y="0"/>
                 <wp:positionH relativeFrom="column">
                   <wp:posOffset>276860</wp:posOffset>
@@ -5536,7 +5406,7 @@
           </mc:Choice>
           <mc:Fallback>
             <w:pict>
-              <v:rect id="Rectangle 1" o:spid="_x0000_s1026" o:spt="1" alt="Description: Light upward diagonal" style="position:absolute;left:0pt;margin-left:21.8pt;margin-top:777.65pt;height:22.85pt;width:138.95pt;z-index:-251636736;mso-width-relative:page;mso-height-relative:page;" fillcolor="#75FFFF" filled="t" stroked="f" coordsize="21600,21600" o:gfxdata="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">
+              <v:rect id="Rectangle 1" o:spid="_x0000_s1026" o:spt="1" alt="Description: Light upward diagonal" style="position:absolute;left:0pt;margin-left:21.8pt;margin-top:777.65pt;height:22.85pt;width:138.95pt;z-index:-251637760;mso-width-relative:page;mso-height-relative:page;" fillcolor="#75FFFF" filled="t" stroked="f" coordsize="21600,21600" o:gfxdata="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">
                 <v:fill type="pattern" on="t" color2="#FFFFFF" o:title="Light Upward Diagonal" focussize="0,0" r:id="rId8"/>
                 <v:stroke on="f"/>
                 <v:imagedata o:title=""/>
@@ -5623,7 +5493,7 @@
         <mc:AlternateContent>
           <mc:Choice Requires="wps">
             <w:drawing>
-              <wp:anchor distT="0" distB="0" distL="114300" distR="114300" simplePos="0" relativeHeight="251678720" behindDoc="1" locked="0" layoutInCell="1" allowOverlap="1">
+              <wp:anchor distT="0" distB="0" distL="114300" distR="114300" simplePos="0" relativeHeight="251677696" behindDoc="1" locked="0" layoutInCell="1" allowOverlap="1">
                 <wp:simplePos x="0" y="0"/>
                 <wp:positionH relativeFrom="column">
                   <wp:posOffset>12065</wp:posOffset>
@@ -5707,7 +5577,7 @@
           </mc:Choice>
           <mc:Fallback>
             <w:pict>
-              <v:shape id="Text Box 3" o:spid="_x0000_s1026" o:spt="202" type="#_x0000_t202" style="position:absolute;left:0pt;margin-left:0.95pt;margin-top:643.4pt;height:23.05pt;width:140.05pt;z-index:-251637760;mso-width-relative:page;mso-height-relative:page;" filled="f" stroked="t" coordsize="21600,21600" o:gfxdata="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">
+              <v:shape id="Text Box 3" o:spid="_x0000_s1026" o:spt="202" type="#_x0000_t202" style="position:absolute;left:0pt;margin-left:0.95pt;margin-top:643.4pt;height:23.05pt;width:140.05pt;z-index:-251638784;mso-width-relative:page;mso-height-relative:page;" filled="f" stroked="t" coordsize="21600,21600" o:gfxdata="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">
                 <v:fill on="f" focussize="0,0"/>
                 <v:stroke color="#000000 [3213]" miterlimit="8" joinstyle="miter"/>
                 <v:imagedata o:title=""/>
@@ -5915,7 +5785,7 @@
         <mc:AlternateContent>
           <mc:Choice Requires="wps">
             <w:drawing>
-              <wp:anchor distT="0" distB="0" distL="114300" distR="114300" simplePos="0" relativeHeight="251677696" behindDoc="1" locked="0" layoutInCell="1" allowOverlap="1">
+              <wp:anchor distT="0" distB="0" distL="114300" distR="114300" simplePos="0" relativeHeight="251676672" behindDoc="1" locked="0" layoutInCell="1" allowOverlap="1">
                 <wp:simplePos x="0" y="0"/>
                 <wp:positionH relativeFrom="column">
                   <wp:posOffset>-581660</wp:posOffset>
@@ -5985,7 +5855,7 @@
           </mc:Choice>
           <mc:Fallback>
             <w:pict>
-              <v:shape id="_x0000_s1026" o:spid="_x0000_s1026" o:spt="202" type="#_x0000_t202" style="position:absolute;left:0pt;margin-left:-45.8pt;margin-top:2.1pt;height:25.8pt;width:139.95pt;z-index:-251638784;mso-width-relative:page;mso-height-relative:page;" filled="f" stroked="t" coordsize="21600,21600" o:gfxdata="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">
+              <v:shape id="_x0000_s1026" o:spid="_x0000_s1026" o:spt="202" type="#_x0000_t202" style="position:absolute;left:0pt;margin-left:-45.8pt;margin-top:2.1pt;height:25.8pt;width:139.95pt;z-index:-251639808;mso-width-relative:page;mso-height-relative:page;" filled="f" stroked="t" coordsize="21600,21600" o:gfxdata="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">
                 <v:fill on="f" focussize="0,0"/>
                 <v:stroke color="#000000 [3213]" miterlimit="8" joinstyle="miter"/>
                 <v:imagedata o:title=""/>
@@ -6026,7 +5896,7 @@
         <mc:AlternateContent>
           <mc:Choice Requires="wps">
             <w:drawing>
-              <wp:anchor distT="0" distB="0" distL="114300" distR="114300" simplePos="0" relativeHeight="251675648" behindDoc="1" locked="0" layoutInCell="1" allowOverlap="1">
+              <wp:anchor distT="0" distB="0" distL="114300" distR="114300" simplePos="0" relativeHeight="251674624" behindDoc="1" locked="0" layoutInCell="1" allowOverlap="1">
                 <wp:simplePos x="0" y="0"/>
                 <wp:positionH relativeFrom="column">
                   <wp:posOffset>-582295</wp:posOffset>
@@ -6076,7 +5946,7 @@
           </mc:Choice>
           <mc:Fallback>
             <w:pict>
-              <v:rect id="Rectangle 18" o:spid="_x0000_s1026" o:spt="1" alt="Description: Light upward diagonal" style="position:absolute;left:0pt;margin-left:-45.85pt;margin-top:1.75pt;height:25.8pt;width:139.95pt;z-index:-251640832;mso-width-relative:page;mso-height-relative:page;" fillcolor="#75FFFF" filled="t" stroked="f" coordsize="21600,21600" o:gfxdata="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">
+              <v:rect id="Rectangle 18" o:spid="_x0000_s1026" o:spt="1" alt="Description: Light upward diagonal" style="position:absolute;left:0pt;margin-left:-45.85pt;margin-top:1.75pt;height:25.8pt;width:139.95pt;z-index:-251641856;mso-width-relative:page;mso-height-relative:page;" fillcolor="#75FFFF" filled="t" stroked="f" coordsize="21600,21600" o:gfxdata="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">
                 <v:fill type="pattern" on="t" color2="#FFFFFF" o:title="Light Upward Diagonal" focussize="0,0" r:id="rId8"/>
                 <v:stroke on="f"/>
                 <v:imagedata o:title=""/>
@@ -6094,7 +5964,7 @@
         <mc:AlternateContent>
           <mc:Choice Requires="wps">
             <w:drawing>
-              <wp:anchor distT="0" distB="0" distL="114300" distR="114300" simplePos="0" relativeHeight="251668480" behindDoc="1" locked="0" layoutInCell="1" allowOverlap="1">
+              <wp:anchor distT="0" distB="0" distL="114300" distR="114300" simplePos="0" relativeHeight="251667456" behindDoc="1" locked="0" layoutInCell="1" allowOverlap="1">
                 <wp:simplePos x="0" y="0"/>
                 <wp:positionH relativeFrom="column">
                   <wp:posOffset>-794385</wp:posOffset>
@@ -6182,7 +6052,7 @@
           </mc:Choice>
           <mc:Fallback>
             <w:pict>
-              <v:shape id="Text Box 2" o:spid="_x0000_s1026" o:spt="202" type="#_x0000_t202" style="position:absolute;left:0pt;margin-left:-62.55pt;margin-top:44pt;height:21pt;width:189.75pt;z-index:-251648000;mso-width-relative:page;mso-height-relative:page;" filled="f" stroked="f" coordsize="21600,21600" o:gfxdata="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">
+              <v:shape id="Text Box 2" o:spid="_x0000_s1026" o:spt="202" type="#_x0000_t202" style="position:absolute;left:0pt;margin-left:-62.55pt;margin-top:44pt;height:21pt;width:189.75pt;z-index:-251649024;mso-width-relative:page;mso-height-relative:page;" filled="f" stroked="f" coordsize="21600,21600" o:gfxdata="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">
                 <v:fill on="f" focussize="0,0"/>
                 <v:stroke on="f" miterlimit="8" joinstyle="miter"/>
                 <v:imagedata o:title=""/>

--- a/backend/templates/fsic-owner-new.docx
+++ b/backend/templates/fsic-owner-new.docx
@@ -1448,6 +1448,7 @@
         </w:rPr>
         <w:t xml:space="preserve">                                     FOR BUSINESS PERMIT (</w:t>
       </w:r>
+      <w:bookmarkStart w:id="1" w:name="_GoBack"/>
       <w:r>
         <w:rPr>
           <w:rFonts w:ascii="Arial" w:hAnsi="Arial" w:cs="Arial"/>
@@ -1459,6 +1460,7 @@
         </w:rPr>
         <w:t>NEW</w:t>
       </w:r>
+      <w:bookmarkEnd w:id="1"/>
       <w:r>
         <w:rPr>
           <w:rFonts w:ascii="Arial" w:hAnsi="Arial" w:cs="Arial"/>
@@ -1670,8 +1672,6 @@
           <w:szCs w:val="16"/>
         </w:rPr>
       </w:pPr>
-      <w:bookmarkStart w:id="1" w:name="_GoBack"/>
-      <w:bookmarkEnd w:id="1"/>
     </w:p>
     <w:p>
       <w:pPr>
@@ -1684,6 +1684,136 @@
           <w:szCs w:val="20"/>
         </w:rPr>
       </w:pPr>
+      <w:r>
+        <w:rPr>
+          <w:rFonts w:ascii="Arial" w:hAnsi="Arial" w:cs="Arial"/>
+          <w:sz w:val="24"/>
+          <w:szCs w:val="24"/>
+          <w:lang w:val="en-US" w:eastAsia="en-US"/>
+        </w:rPr>
+        <mc:AlternateContent>
+          <mc:Choice Requires="wps">
+            <w:drawing>
+              <wp:anchor distT="0" distB="0" distL="114300" distR="114300" simplePos="0" relativeHeight="251687936" behindDoc="0" locked="0" layoutInCell="1" allowOverlap="1">
+                <wp:simplePos x="0" y="0"/>
+                <wp:positionH relativeFrom="column">
+                  <wp:posOffset>995045</wp:posOffset>
+                </wp:positionH>
+                <wp:positionV relativeFrom="paragraph">
+                  <wp:posOffset>270510</wp:posOffset>
+                </wp:positionV>
+                <wp:extent cx="3762375" cy="433070"/>
+                <wp:effectExtent l="0" t="0" r="0" b="0"/>
+                <wp:wrapNone/>
+                <wp:docPr id="10" name="Text Box 10"/>
+                <wp:cNvGraphicFramePr/>
+                <a:graphic xmlns:a="http://schemas.openxmlformats.org/drawingml/2006/main">
+                  <a:graphicData uri="http://schemas.microsoft.com/office/word/2010/wordprocessingShape">
+                    <wps:wsp>
+                      <wps:cNvSpPr txBox="1"/>
+                      <wps:spPr>
+                        <a:xfrm>
+                          <a:off x="0" y="0"/>
+                          <a:ext cx="3762375" cy="433070"/>
+                        </a:xfrm>
+                        <a:prstGeom prst="rect">
+                          <a:avLst/>
+                        </a:prstGeom>
+                        <a:noFill/>
+                        <a:ln w="6350">
+                          <a:noFill/>
+                        </a:ln>
+                        <a:effectLst/>
+                      </wps:spPr>
+                      <wps:style>
+                        <a:lnRef idx="0">
+                          <a:schemeClr val="accent1"/>
+                        </a:lnRef>
+                        <a:fillRef idx="0">
+                          <a:schemeClr val="accent1"/>
+                        </a:fillRef>
+                        <a:effectRef idx="0">
+                          <a:schemeClr val="accent1"/>
+                        </a:effectRef>
+                        <a:fontRef idx="minor">
+                          <a:schemeClr val="dk1"/>
+                        </a:fontRef>
+                      </wps:style>
+                      <wps:txbx>
+                        <w:txbxContent>
+                          <w:p>
+                            <w:pPr>
+                              <w:spacing w:after="0" w:line="240" w:lineRule="auto"/>
+                              <w:jc w:val="center"/>
+                              <w:rPr>
+                                <w:rFonts w:hint="default" w:ascii="Calibri" w:hAnsi="Calibri" w:eastAsia="Times New Roman" w:cs="Times New Roman"/>
+                                <w:color w:val="000000"/>
+                                <w:sz w:val="20"/>
+                                <w:szCs w:val="20"/>
+                                <w:lang w:val="en-US" w:eastAsia="en-US"/>
+                              </w:rPr>
+                            </w:pPr>
+                            <w:r>
+                              <w:rPr>
+                                <w:rFonts w:hint="default" w:ascii="Calibri" w:hAnsi="Calibri" w:eastAsia="Times New Roman" w:cs="Times New Roman"/>
+                                <w:color w:val="000000"/>
+                                <w:sz w:val="20"/>
+                                <w:szCs w:val="20"/>
+                                <w:lang w:val="en-US" w:eastAsia="en-US"/>
+                              </w:rPr>
+                              <w:t>{NAME_OF_ESTABLISHMENT}</w:t>
+                            </w:r>
+                          </w:p>
+                        </w:txbxContent>
+                      </wps:txbx>
+                      <wps:bodyPr rot="0" spcFirstLastPara="0" vertOverflow="overflow" horzOverflow="overflow" vert="horz" wrap="square" lIns="91440" tIns="45720" rIns="91440" bIns="45720" numCol="1" spcCol="0" rtlCol="0" fromWordArt="0" anchor="t" anchorCtr="0" forceAA="0" compatLnSpc="1">
+                        <a:noAutofit/>
+                      </wps:bodyPr>
+                    </wps:wsp>
+                  </a:graphicData>
+                </a:graphic>
+              </wp:anchor>
+            </w:drawing>
+          </mc:Choice>
+          <mc:Fallback>
+            <w:pict>
+              <v:shape id="_x0000_s1026" o:spid="_x0000_s1026" o:spt="202" type="#_x0000_t202" style="position:absolute;left:0pt;margin-left:78.35pt;margin-top:21.3pt;height:34.1pt;width:296.25pt;z-index:251687936;mso-width-relative:page;mso-height-relative:page;" filled="f" stroked="f" coordsize="21600,21600" o:gfxdata="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">
+                <v:fill on="f" focussize="0,0"/>
+                <v:stroke on="f" weight="0.5pt"/>
+                <v:imagedata o:title=""/>
+                <o:lock v:ext="edit" aspectratio="f"/>
+                <v:textbox>
+                  <w:txbxContent>
+                    <w:p>
+                      <w:pPr>
+                        <w:spacing w:after="0" w:line="240" w:lineRule="auto"/>
+                        <w:jc w:val="center"/>
+                        <w:rPr>
+                          <w:rFonts w:hint="default" w:ascii="Calibri" w:hAnsi="Calibri" w:eastAsia="Times New Roman" w:cs="Times New Roman"/>
+                          <w:color w:val="000000"/>
+                          <w:sz w:val="20"/>
+                          <w:szCs w:val="20"/>
+                          <w:lang w:val="en-US" w:eastAsia="en-US"/>
+                        </w:rPr>
+                      </w:pPr>
+                      <w:r>
+                        <w:rPr>
+                          <w:rFonts w:hint="default" w:ascii="Calibri" w:hAnsi="Calibri" w:eastAsia="Times New Roman" w:cs="Times New Roman"/>
+                          <w:color w:val="000000"/>
+                          <w:sz w:val="20"/>
+                          <w:szCs w:val="20"/>
+                          <w:lang w:val="en-US" w:eastAsia="en-US"/>
+                        </w:rPr>
+                        <w:t>{NAME_OF_ESTABLISHMENT}</w:t>
+                      </w:r>
+                    </w:p>
+                  </w:txbxContent>
+                </v:textbox>
+              </v:shape>
+            </w:pict>
+          </mc:Fallback>
+        </mc:AlternateContent>
+      </w:r>
       <w:r>
         <w:rPr>
           <w:rFonts w:ascii="Arial" w:hAnsi="Arial" w:cs="Arial"/>
@@ -4569,7 +4699,7 @@
                 <wp:positionV relativeFrom="paragraph">
                   <wp:posOffset>95250</wp:posOffset>
                 </wp:positionV>
-                <wp:extent cx="3061970" cy="401955"/>
+                <wp:extent cx="3061970" cy="454660"/>
                 <wp:effectExtent l="0" t="0" r="0" b="0"/>
                 <wp:wrapNone/>
                 <wp:docPr id="5" name="Text Box 5"/>
@@ -4581,7 +4711,7 @@
                       <wps:spPr>
                         <a:xfrm>
                           <a:off x="0" y="0"/>
-                          <a:ext cx="3061970" cy="401955"/>
+                          <a:ext cx="3061970" cy="454660"/>
                         </a:xfrm>
                         <a:prstGeom prst="rect">
                           <a:avLst/>
@@ -4641,19 +4771,21 @@
                               <w:jc w:val="center"/>
                               <w:rPr>
                                 <w:rFonts w:hint="default" w:cstheme="minorHAnsi"/>
-                                <w:b/>
-                                <w:u w:val="single"/>
+                                <w:b w:val="0"/>
+                                <w:bCs/>
+                                <w:u w:val="none"/>
                                 <w:lang w:val="en-US"/>
                               </w:rPr>
                             </w:pPr>
                             <w:r>
                               <w:rPr>
-                                <w:rFonts w:hint="default" w:ascii="Arial" w:hAnsi="Arial" w:cs="Arial"/>
-                                <w:sz w:val="20"/>
-                                <w:szCs w:val="20"/>
+                                <w:rFonts w:hint="default" w:cstheme="minorHAnsi"/>
+                                <w:b w:val="0"/>
+                                <w:bCs/>
+                                <w:u w:val="none"/>
                                 <w:lang w:val="en-US"/>
                               </w:rPr>
-                              <w:t>District Fire Marshal</w:t>
+                              <w:t>{MARSHAL_POSITION}</w:t>
                             </w:r>
                           </w:p>
                         </w:txbxContent>
@@ -4669,7 +4801,7 @@
           </mc:Choice>
           <mc:Fallback>
             <w:pict>
-              <v:shape id="_x0000_s1026" o:spid="_x0000_s1026" o:spt="202" type="#_x0000_t202" style="position:absolute;left:0pt;margin-left:248.85pt;margin-top:7.5pt;height:31.65pt;width:241.1pt;z-index:-251631616;mso-width-relative:page;mso-height-relative:page;" filled="f" stroked="f" coordsize="21600,21600" o:gfxdata="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">
+              <v:shape id="_x0000_s1026" o:spid="_x0000_s1026" o:spt="202" type="#_x0000_t202" style="position:absolute;left:0pt;margin-left:248.85pt;margin-top:7.5pt;height:35.8pt;width:241.1pt;z-index:-251631616;mso-width-relative:page;mso-height-relative:page;" filled="f" stroked="f" coordsize="21600,21600" o:gfxdata="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">
                 <v:fill on="f" focussize="0,0"/>
                 <v:stroke on="f" weight="0.5pt"/>
                 <v:imagedata o:title=""/>
@@ -4709,19 +4841,21 @@
                         <w:jc w:val="center"/>
                         <w:rPr>
                           <w:rFonts w:hint="default" w:cstheme="minorHAnsi"/>
-                          <w:b/>
-                          <w:u w:val="single"/>
+                          <w:b w:val="0"/>
+                          <w:bCs/>
+                          <w:u w:val="none"/>
                           <w:lang w:val="en-US"/>
                         </w:rPr>
                       </w:pPr>
                       <w:r>
                         <w:rPr>
-                          <w:rFonts w:hint="default" w:ascii="Arial" w:hAnsi="Arial" w:cs="Arial"/>
-                          <w:sz w:val="20"/>
-                          <w:szCs w:val="20"/>
+                          <w:rFonts w:hint="default" w:cstheme="minorHAnsi"/>
+                          <w:b w:val="0"/>
+                          <w:bCs/>
+                          <w:u w:val="none"/>
                           <w:lang w:val="en-US"/>
                         </w:rPr>
-                        <w:t>District Fire Marshal</w:t>
+                        <w:t>{MARSHAL_POSITION}</w:t>
                       </w:r>
                     </w:p>
                   </w:txbxContent>
